--- a/tillsyn/A 54991-2025 tillsynsbegäran.docx
+++ b/tillsyn/A 54991-2025 tillsynsbegäran.docx
@@ -1288,7 +1288,7 @@
     <w:r>
       <w:tab/>
       <w:tab/>
-      <w:t>2026-09-14</w:t>
+      <w:t>2026-09-15</w:t>
       <w:br/>
       <w:br/>
     </w:r>

--- a/tillsyn/A 54991-2025 tillsynsbegäran.docx
+++ b/tillsyn/A 54991-2025 tillsynsbegäran.docx
@@ -1288,7 +1288,7 @@
     <w:r>
       <w:tab/>
       <w:tab/>
-      <w:t>2026-09-15</w:t>
+      <w:t>2026-09-16</w:t>
       <w:br/>
       <w:br/>
     </w:r>

--- a/tillsyn/A 54991-2025 tillsynsbegäran.docx
+++ b/tillsyn/A 54991-2025 tillsynsbegäran.docx
@@ -1288,7 +1288,7 @@
     <w:r>
       <w:tab/>
       <w:tab/>
-      <w:t>2026-09-16</w:t>
+      <w:t>2026-09-17</w:t>
       <w:br/>
       <w:br/>
     </w:r>

--- a/tillsyn/A 54991-2025 tillsynsbegäran.docx
+++ b/tillsyn/A 54991-2025 tillsynsbegäran.docx
@@ -1288,7 +1288,7 @@
     <w:r>
       <w:tab/>
       <w:tab/>
-      <w:t>2026-09-17</w:t>
+      <w:t>2026-09-18</w:t>
       <w:br/>
       <w:br/>
     </w:r>

--- a/tillsyn/A 54991-2025 tillsynsbegäran.docx
+++ b/tillsyn/A 54991-2025 tillsynsbegäran.docx
@@ -1288,7 +1288,7 @@
     <w:r>
       <w:tab/>
       <w:tab/>
-      <w:t>2026-09-18</w:t>
+      <w:t>2026-09-19</w:t>
       <w:br/>
       <w:br/>
     </w:r>

--- a/tillsyn/A 54991-2025 tillsynsbegäran.docx
+++ b/tillsyn/A 54991-2025 tillsynsbegäran.docx
@@ -1288,7 +1288,7 @@
     <w:r>
       <w:tab/>
       <w:tab/>
-      <w:t>2026-09-19</w:t>
+      <w:t>2026-09-21</w:t>
       <w:br/>
       <w:br/>
     </w:r>

--- a/tillsyn/A 54991-2025 tillsynsbegäran.docx
+++ b/tillsyn/A 54991-2025 tillsynsbegäran.docx
@@ -1288,7 +1288,7 @@
     <w:r>
       <w:tab/>
       <w:tab/>
-      <w:t>2026-09-21</w:t>
+      <w:t>2026-09-23</w:t>
       <w:br/>
       <w:br/>
     </w:r>

--- a/tillsyn/A 54991-2025 tillsynsbegäran.docx
+++ b/tillsyn/A 54991-2025 tillsynsbegäran.docx
@@ -1288,7 +1288,7 @@
     <w:r>
       <w:tab/>
       <w:tab/>
-      <w:t>2026-09-23</w:t>
+      <w:t>2026-09-24</w:t>
       <w:br/>
       <w:br/>
     </w:r>

--- a/tillsyn/A 54991-2025 tillsynsbegäran.docx
+++ b/tillsyn/A 54991-2025 tillsynsbegäran.docx
@@ -1288,7 +1288,7 @@
     <w:r>
       <w:tab/>
       <w:tab/>
-      <w:t>2026-09-24</w:t>
+      <w:t>2026-09-25</w:t>
       <w:br/>
       <w:br/>
     </w:r>

--- a/tillsyn/A 54991-2025 tillsynsbegäran.docx
+++ b/tillsyn/A 54991-2025 tillsynsbegäran.docx
@@ -22,7 +22,7 @@
       <w:r>
         <w:drawing>
           <wp:inline xmlns:a="http://schemas.openxmlformats.org/drawingml/2006/main" xmlns:pic="http://schemas.openxmlformats.org/drawingml/2006/picture">
-            <wp:extent cx="5486400" cy="3888928"/>
+            <wp:extent cx="5486400" cy="3888456"/>
             <wp:docPr id="1" name="Picture 1"/>
             <wp:cNvGraphicFramePr>
               <a:graphicFrameLocks noChangeAspect="1"/>
@@ -43,7 +43,7 @@
                   <pic:spPr>
                     <a:xfrm>
                       <a:off x="0" y="0"/>
-                      <a:ext cx="5486400" cy="3888928"/>
+                      <a:ext cx="5486400" cy="3888456"/>
                     </a:xfrm>
                     <a:prstGeom prst="rect"/>
                   </pic:spPr>
@@ -65,7 +65,7 @@
     </w:p>
     <w:p>
       <w:r>
-        <w:t>I och inom 24 meter från avverkningsanmälan finns fynd av 17 naturvårdsarter, varav 15 är rödlistade, 2 är fridlysta, 8 är typiska (T) och 1 är signalart (S): garnlav (VU, T), goliatmusseron (VU, T), jättemusseron (VU), lammticka (VU), rotfingersvamp (VU), skrovlig taggsvamp (VU), smalfotad taggsvamp (VU), tajgataggsvamp (VU), dropptaggsvamp (NT, T), motaggsvamp (NT, T), orange taggsvamp (NT, T), tallfingersvamp (NT), tallriska (NT), tallticka (NT, T), talltita (NT, §4), mindre märgborre (S, T) och spillkråka (T, §4). Se Figur 1.</w:t>
+        <w:t>I och inom 24 meter från avverkningsanmälan finns fynd av 18 naturvårdsarter, varav 16 är rödlistade, 2 är fridlysta, 8 är typiska (T) och 1 är signalart (S): garnlav (VU, T), goliatmusseron (VU, T), jättemusseron (VU), lammticka (VU), rotfingersvamp (VU), skrovlig taggsvamp (VU), smalfotad taggsvamp (VU), spadskinn (VU), tajgataggsvamp (VU), dropptaggsvamp (NT, T), motaggsvamp (NT, T), orange taggsvamp (NT, T), tallfingersvamp (NT), tallriska (NT), tallticka (NT, T), talltita (NT, §4), mindre märgborre (S, T) och spillkråka (T, §4). Se Figur 1.</w:t>
       </w:r>
     </w:p>
     <w:p>
@@ -215,6 +215,17 @@
       </w:r>
       <w:r>
         <w:t>, rödlistad som sårbar, växer på marken under lågor eller fallna stubbar i brandpräglad torr tallskog med lång kontinuitet. Arten är starkt associerad till kolad ved från tallar som sannolikt varit med om flera historiska skogsbränder. Detta är en process som kan ta många hundra år och det tar således mycket lång tid att återskapa lämpliga substrat. Smalfotad taggsvamp är placerad i toppen av Skogsstyrelsens värdepyramid för bedömning av skog med höga naturvärden samt globalt rödlistad som sårbar (VU) vilket innebär att Sverige har ett internationellt ansvar för arten (IUCN Redlist, 2024; Nitare &amp; Skogsstyrelsen, 2019; SLU Artdatabanken, 2024).</w:t>
+      </w:r>
+    </w:p>
+    <w:p>
+      <w:r>
+        <w:rPr>
+          <w:b/>
+        </w:rPr>
+        <w:t>Spadskinn (VU)</w:t>
+      </w:r>
+      <w:r>
+        <w:t xml:space="preserve"> är knuten till tallskogar med höga naturvärden och artens potentiella miljöer har minskat kraftigt och fortsätter att minska eftersom äldre sandtallskogar avverkas. Mykorrhiza-arter och andra marklevande svampar påverkas starkt negativt av slutavverkning då alla träd avlägsnas. Spadskinn är globalt rödlistad som sårbar (VU) vilket innebär att Sverige har ett internationellt ansvar för arten. Fler områden där arten förekommer behöver skyddas (SLU Artdatabanken, 2024; Nitare &amp; Skogsstyrelsen, 2019; IUCN, 2019).</w:t>
       </w:r>
     </w:p>
     <w:p>
@@ -1288,7 +1299,7 @@
     <w:r>
       <w:tab/>
       <w:tab/>
-      <w:t>2026-09-25</w:t>
+      <w:t>2026-09-26</w:t>
       <w:br/>
       <w:br/>
     </w:r>

--- a/tillsyn/A 54991-2025 tillsynsbegäran.docx
+++ b/tillsyn/A 54991-2025 tillsynsbegäran.docx
@@ -1299,7 +1299,7 @@
     <w:r>
       <w:tab/>
       <w:tab/>
-      <w:t>2026-09-26</w:t>
+      <w:t>2026-09-27</w:t>
       <w:br/>
       <w:br/>
     </w:r>

--- a/tillsyn/A 54991-2025 tillsynsbegäran.docx
+++ b/tillsyn/A 54991-2025 tillsynsbegäran.docx
@@ -1299,7 +1299,7 @@
     <w:r>
       <w:tab/>
       <w:tab/>
-      <w:t>2026-09-27</w:t>
+      <w:t>2026-09-28</w:t>
       <w:br/>
       <w:br/>
     </w:r>

--- a/tillsyn/A 54991-2025 tillsynsbegäran.docx
+++ b/tillsyn/A 54991-2025 tillsynsbegäran.docx
@@ -1299,7 +1299,7 @@
     <w:r>
       <w:tab/>
       <w:tab/>
-      <w:t>2026-09-28</w:t>
+      <w:t>2026-09-29</w:t>
       <w:br/>
       <w:br/>
     </w:r>

--- a/tillsyn/A 54991-2025 tillsynsbegäran.docx
+++ b/tillsyn/A 54991-2025 tillsynsbegäran.docx
@@ -1299,7 +1299,7 @@
     <w:r>
       <w:tab/>
       <w:tab/>
-      <w:t>2026-09-29</w:t>
+      <w:t>2026-09-30</w:t>
       <w:br/>
       <w:br/>
     </w:r>

--- a/tillsyn/A 54991-2025 tillsynsbegäran.docx
+++ b/tillsyn/A 54991-2025 tillsynsbegäran.docx
@@ -1299,7 +1299,7 @@
     <w:r>
       <w:tab/>
       <w:tab/>
-      <w:t>2026-09-30</w:t>
+      <w:t>2026-10-01</w:t>
       <w:br/>
       <w:br/>
     </w:r>

--- a/tillsyn/A 54991-2025 tillsynsbegäran.docx
+++ b/tillsyn/A 54991-2025 tillsynsbegäran.docx
@@ -1299,7 +1299,7 @@
     <w:r>
       <w:tab/>
       <w:tab/>
-      <w:t>2026-10-01</w:t>
+      <w:t>2026-10-02</w:t>
       <w:br/>
       <w:br/>
     </w:r>

--- a/tillsyn/A 54991-2025 tillsynsbegäran.docx
+++ b/tillsyn/A 54991-2025 tillsynsbegäran.docx
@@ -1299,7 +1299,7 @@
     <w:r>
       <w:tab/>
       <w:tab/>
-      <w:t>2026-10-02</w:t>
+      <w:t>2026-10-03</w:t>
       <w:br/>
       <w:br/>
     </w:r>

--- a/tillsyn/A 54991-2025 tillsynsbegäran.docx
+++ b/tillsyn/A 54991-2025 tillsynsbegäran.docx
@@ -22,7 +22,7 @@
       <w:r>
         <w:drawing>
           <wp:inline xmlns:a="http://schemas.openxmlformats.org/drawingml/2006/main" xmlns:pic="http://schemas.openxmlformats.org/drawingml/2006/picture">
-            <wp:extent cx="5486400" cy="3888456"/>
+            <wp:extent cx="5486400" cy="3885658"/>
             <wp:docPr id="1" name="Picture 1"/>
             <wp:cNvGraphicFramePr>
               <a:graphicFrameLocks noChangeAspect="1"/>
@@ -43,7 +43,7 @@
                   <pic:spPr>
                     <a:xfrm>
                       <a:off x="0" y="0"/>
-                      <a:ext cx="5486400" cy="3888456"/>
+                      <a:ext cx="5486400" cy="3885658"/>
                     </a:xfrm>
                     <a:prstGeom prst="rect"/>
                   </pic:spPr>
@@ -1299,7 +1299,7 @@
     <w:r>
       <w:tab/>
       <w:tab/>
-      <w:t>2026-10-03</w:t>
+      <w:t>2026-10-04</w:t>
       <w:br/>
       <w:br/>
     </w:r>

--- a/tillsyn/A 54991-2025 tillsynsbegäran.docx
+++ b/tillsyn/A 54991-2025 tillsynsbegäran.docx
@@ -1299,7 +1299,7 @@
     <w:r>
       <w:tab/>
       <w:tab/>
-      <w:t>2026-10-04</w:t>
+      <w:t>2026-10-05</w:t>
       <w:br/>
       <w:br/>
     </w:r>

--- a/tillsyn/A 54991-2025 tillsynsbegäran.docx
+++ b/tillsyn/A 54991-2025 tillsynsbegäran.docx
@@ -1299,7 +1299,7 @@
     <w:r>
       <w:tab/>
       <w:tab/>
-      <w:t>2026-10-05</w:t>
+      <w:t>2026-10-06</w:t>
       <w:br/>
       <w:br/>
     </w:r>

--- a/tillsyn/A 54991-2025 tillsynsbegäran.docx
+++ b/tillsyn/A 54991-2025 tillsynsbegäran.docx
@@ -1299,7 +1299,7 @@
     <w:r>
       <w:tab/>
       <w:tab/>
-      <w:t>2026-10-06</w:t>
+      <w:t>2026-10-07</w:t>
       <w:br/>
       <w:br/>
     </w:r>

--- a/tillsyn/A 54991-2025 tillsynsbegäran.docx
+++ b/tillsyn/A 54991-2025 tillsynsbegäran.docx
@@ -22,7 +22,7 @@
       <w:r>
         <w:drawing>
           <wp:inline xmlns:a="http://schemas.openxmlformats.org/drawingml/2006/main" xmlns:pic="http://schemas.openxmlformats.org/drawingml/2006/picture">
-            <wp:extent cx="5486400" cy="3885658"/>
+            <wp:extent cx="5486400" cy="3888456"/>
             <wp:docPr id="1" name="Picture 1"/>
             <wp:cNvGraphicFramePr>
               <a:graphicFrameLocks noChangeAspect="1"/>
@@ -43,7 +43,7 @@
                   <pic:spPr>
                     <a:xfrm>
                       <a:off x="0" y="0"/>
-                      <a:ext cx="5486400" cy="3885658"/>
+                      <a:ext cx="5486400" cy="3888456"/>
                     </a:xfrm>
                     <a:prstGeom prst="rect"/>
                   </pic:spPr>
@@ -1299,7 +1299,7 @@
     <w:r>
       <w:tab/>
       <w:tab/>
-      <w:t>2026-10-07</w:t>
+      <w:t>2026-10-08</w:t>
       <w:br/>
       <w:br/>
     </w:r>

--- a/tillsyn/A 54991-2025 tillsynsbegäran.docx
+++ b/tillsyn/A 54991-2025 tillsynsbegäran.docx
@@ -1299,7 +1299,7 @@
     <w:r>
       <w:tab/>
       <w:tab/>
-      <w:t>2026-10-08</w:t>
+      <w:t>2026-10-09</w:t>
       <w:br/>
       <w:br/>
     </w:r>

--- a/tillsyn/A 54991-2025 tillsynsbegäran.docx
+++ b/tillsyn/A 54991-2025 tillsynsbegäran.docx
@@ -22,7 +22,7 @@
       <w:r>
         <w:drawing>
           <wp:inline xmlns:a="http://schemas.openxmlformats.org/drawingml/2006/main" xmlns:pic="http://schemas.openxmlformats.org/drawingml/2006/picture">
-            <wp:extent cx="5486400" cy="3888456"/>
+            <wp:extent cx="5486400" cy="3885658"/>
             <wp:docPr id="1" name="Picture 1"/>
             <wp:cNvGraphicFramePr>
               <a:graphicFrameLocks noChangeAspect="1"/>
@@ -43,7 +43,7 @@
                   <pic:spPr>
                     <a:xfrm>
                       <a:off x="0" y="0"/>
-                      <a:ext cx="5486400" cy="3888456"/>
+                      <a:ext cx="5486400" cy="3885658"/>
                     </a:xfrm>
                     <a:prstGeom prst="rect"/>
                   </pic:spPr>
@@ -1299,7 +1299,7 @@
     <w:r>
       <w:tab/>
       <w:tab/>
-      <w:t>2026-10-09</w:t>
+      <w:t>2026-10-10</w:t>
       <w:br/>
       <w:br/>
     </w:r>

--- a/tillsyn/A 54991-2025 tillsynsbegäran.docx
+++ b/tillsyn/A 54991-2025 tillsynsbegäran.docx
@@ -1299,7 +1299,7 @@
     <w:r>
       <w:tab/>
       <w:tab/>
-      <w:t>2026-10-10</w:t>
+      <w:t>2026-10-11</w:t>
       <w:br/>
       <w:br/>
     </w:r>

--- a/tillsyn/A 54991-2025 tillsynsbegäran.docx
+++ b/tillsyn/A 54991-2025 tillsynsbegäran.docx
@@ -22,7 +22,7 @@
       <w:r>
         <w:drawing>
           <wp:inline xmlns:a="http://schemas.openxmlformats.org/drawingml/2006/main" xmlns:pic="http://schemas.openxmlformats.org/drawingml/2006/picture">
-            <wp:extent cx="5486400" cy="3885658"/>
+            <wp:extent cx="5486400" cy="3888456"/>
             <wp:docPr id="1" name="Picture 1"/>
             <wp:cNvGraphicFramePr>
               <a:graphicFrameLocks noChangeAspect="1"/>
@@ -43,7 +43,7 @@
                   <pic:spPr>
                     <a:xfrm>
                       <a:off x="0" y="0"/>
-                      <a:ext cx="5486400" cy="3885658"/>
+                      <a:ext cx="5486400" cy="3888456"/>
                     </a:xfrm>
                     <a:prstGeom prst="rect"/>
                   </pic:spPr>
@@ -1299,7 +1299,7 @@
     <w:r>
       <w:tab/>
       <w:tab/>
-      <w:t>2026-10-11</w:t>
+      <w:t>2026-10-12</w:t>
       <w:br/>
       <w:br/>
     </w:r>

--- a/tillsyn/A 54991-2025 tillsynsbegäran.docx
+++ b/tillsyn/A 54991-2025 tillsynsbegäran.docx
@@ -1299,7 +1299,7 @@
     <w:r>
       <w:tab/>
       <w:tab/>
-      <w:t>2026-10-12</w:t>
+      <w:t>2026-10-13</w:t>
       <w:br/>
       <w:br/>
     </w:r>

--- a/tillsyn/A 54991-2025 tillsynsbegäran.docx
+++ b/tillsyn/A 54991-2025 tillsynsbegäran.docx
@@ -22,7 +22,7 @@
       <w:r>
         <w:drawing>
           <wp:inline xmlns:a="http://schemas.openxmlformats.org/drawingml/2006/main" xmlns:pic="http://schemas.openxmlformats.org/drawingml/2006/picture">
-            <wp:extent cx="5486400" cy="3888456"/>
+            <wp:extent cx="5486400" cy="3885658"/>
             <wp:docPr id="1" name="Picture 1"/>
             <wp:cNvGraphicFramePr>
               <a:graphicFrameLocks noChangeAspect="1"/>
@@ -43,7 +43,7 @@
                   <pic:spPr>
                     <a:xfrm>
                       <a:off x="0" y="0"/>
-                      <a:ext cx="5486400" cy="3888456"/>
+                      <a:ext cx="5486400" cy="3885658"/>
                     </a:xfrm>
                     <a:prstGeom prst="rect"/>
                   </pic:spPr>
@@ -1299,7 +1299,7 @@
     <w:r>
       <w:tab/>
       <w:tab/>
-      <w:t>2026-10-13</w:t>
+      <w:t>2026-10-14</w:t>
       <w:br/>
       <w:br/>
     </w:r>

--- a/tillsyn/A 54991-2025 tillsynsbegäran.docx
+++ b/tillsyn/A 54991-2025 tillsynsbegäran.docx
@@ -1299,7 +1299,7 @@
     <w:r>
       <w:tab/>
       <w:tab/>
-      <w:t>2026-10-14</w:t>
+      <w:t>2026-10-15</w:t>
       <w:br/>
       <w:br/>
     </w:r>

--- a/tillsyn/A 54991-2025 tillsynsbegäran.docx
+++ b/tillsyn/A 54991-2025 tillsynsbegäran.docx
@@ -1299,7 +1299,7 @@
     <w:r>
       <w:tab/>
       <w:tab/>
-      <w:t>2026-10-15</w:t>
+      <w:t>2026-10-16</w:t>
       <w:br/>
       <w:br/>
     </w:r>

--- a/tillsyn/A 54991-2025 tillsynsbegäran.docx
+++ b/tillsyn/A 54991-2025 tillsynsbegäran.docx
@@ -1299,7 +1299,7 @@
     <w:r>
       <w:tab/>
       <w:tab/>
-      <w:t>2026-10-16</w:t>
+      <w:t>2026-10-17</w:t>
       <w:br/>
       <w:br/>
     </w:r>

--- a/tillsyn/A 54991-2025 tillsynsbegäran.docx
+++ b/tillsyn/A 54991-2025 tillsynsbegäran.docx
@@ -1299,7 +1299,7 @@
     <w:r>
       <w:tab/>
       <w:tab/>
-      <w:t>2026-10-17</w:t>
+      <w:t>2026-10-18</w:t>
       <w:br/>
       <w:br/>
     </w:r>

--- a/tillsyn/A 54991-2025 tillsynsbegäran.docx
+++ b/tillsyn/A 54991-2025 tillsynsbegäran.docx
@@ -1299,7 +1299,7 @@
     <w:r>
       <w:tab/>
       <w:tab/>
-      <w:t>2026-10-18</w:t>
+      <w:t>2026-10-19</w:t>
       <w:br/>
       <w:br/>
     </w:r>

--- a/tillsyn/A 54991-2025 tillsynsbegäran.docx
+++ b/tillsyn/A 54991-2025 tillsynsbegäran.docx
@@ -1299,7 +1299,7 @@
     <w:r>
       <w:tab/>
       <w:tab/>
-      <w:t>2026-10-19</w:t>
+      <w:t>2026-10-20</w:t>
       <w:br/>
       <w:br/>
     </w:r>

--- a/tillsyn/A 54991-2025 tillsynsbegäran.docx
+++ b/tillsyn/A 54991-2025 tillsynsbegäran.docx
@@ -1299,7 +1299,7 @@
     <w:r>
       <w:tab/>
       <w:tab/>
-      <w:t>2026-10-20</w:t>
+      <w:t>2026-10-21</w:t>
       <w:br/>
       <w:br/>
     </w:r>

--- a/tillsyn/A 54991-2025 tillsynsbegäran.docx
+++ b/tillsyn/A 54991-2025 tillsynsbegäran.docx
@@ -1299,7 +1299,7 @@
     <w:r>
       <w:tab/>
       <w:tab/>
-      <w:t>2026-10-21</w:t>
+      <w:t>2026-10-22</w:t>
       <w:br/>
       <w:br/>
     </w:r>

--- a/tillsyn/A 54991-2025 tillsynsbegäran.docx
+++ b/tillsyn/A 54991-2025 tillsynsbegäran.docx
@@ -1299,7 +1299,7 @@
     <w:r>
       <w:tab/>
       <w:tab/>
-      <w:t>2026-10-22</w:t>
+      <w:t>2026-10-23</w:t>
       <w:br/>
       <w:br/>
     </w:r>

--- a/tillsyn/A 54991-2025 tillsynsbegäran.docx
+++ b/tillsyn/A 54991-2025 tillsynsbegäran.docx
@@ -1299,7 +1299,7 @@
     <w:r>
       <w:tab/>
       <w:tab/>
-      <w:t>2026-10-23</w:t>
+      <w:t>2026-10-24</w:t>
       <w:br/>
       <w:br/>
     </w:r>

--- a/tillsyn/A 54991-2025 tillsynsbegäran.docx
+++ b/tillsyn/A 54991-2025 tillsynsbegäran.docx
@@ -1299,7 +1299,7 @@
     <w:r>
       <w:tab/>
       <w:tab/>
-      <w:t>2026-10-24</w:t>
+      <w:t>2026-10-25</w:t>
       <w:br/>
       <w:br/>
     </w:r>

--- a/tillsyn/A 54991-2025 tillsynsbegäran.docx
+++ b/tillsyn/A 54991-2025 tillsynsbegäran.docx
@@ -1299,7 +1299,7 @@
     <w:r>
       <w:tab/>
       <w:tab/>
-      <w:t>2026-10-25</w:t>
+      <w:t>2026-10-26</w:t>
       <w:br/>
       <w:br/>
     </w:r>

--- a/tillsyn/A 54991-2025 tillsynsbegäran.docx
+++ b/tillsyn/A 54991-2025 tillsynsbegäran.docx
@@ -1299,7 +1299,7 @@
     <w:r>
       <w:tab/>
       <w:tab/>
-      <w:t>2026-10-26</w:t>
+      <w:t>2026-10-27</w:t>
       <w:br/>
       <w:br/>
     </w:r>

--- a/tillsyn/A 54991-2025 tillsynsbegäran.docx
+++ b/tillsyn/A 54991-2025 tillsynsbegäran.docx
@@ -1299,7 +1299,7 @@
     <w:r>
       <w:tab/>
       <w:tab/>
-      <w:t>2026-10-27</w:t>
+      <w:t>2026-10-28</w:t>
       <w:br/>
       <w:br/>
     </w:r>

--- a/tillsyn/A 54991-2025 tillsynsbegäran.docx
+++ b/tillsyn/A 54991-2025 tillsynsbegäran.docx
@@ -1299,7 +1299,7 @@
     <w:r>
       <w:tab/>
       <w:tab/>
-      <w:t>2026-10-28</w:t>
+      <w:t>2026-10-29</w:t>
       <w:br/>
       <w:br/>
     </w:r>

--- a/tillsyn/A 54991-2025 tillsynsbegäran.docx
+++ b/tillsyn/A 54991-2025 tillsynsbegäran.docx
@@ -1299,7 +1299,7 @@
     <w:r>
       <w:tab/>
       <w:tab/>
-      <w:t>2026-10-29</w:t>
+      <w:t>2026-10-31</w:t>
       <w:br/>
       <w:br/>
     </w:r>
